--- a/report_assets/KHCN templates/Hồ sơ tài sản/Thế chấp QSD đất TS GLVĐ của bên thứ 3/2929.02.MB HDTC QSD dat va TS GLVD cua BT3.docx
+++ b/report_assets/KHCN templates/Hồ sơ tài sản/Thế chấp QSD đất TS GLVĐ của bên thứ 3/2929.02.MB HDTC QSD dat va TS GLVD cua BT3.docx
@@ -136,7 +136,7 @@
           </mc:Choice>
           <mc:Fallback>
             <w:pict>
-              <v:line w14:anchorId="06A95067" id="Line 4" o:spid="_x0000_s1026" style="position:absolute;z-index:251657728;visibility:visible;mso-wrap-style:square;mso-width-percent:0;mso-height-percent:0;mso-wrap-distance-left:9pt;mso-wrap-distance-top:0;mso-wrap-distance-right:9pt;mso-wrap-distance-bottom:0;mso-position-horizontal:center;mso-position-horizontal-relative:margin;mso-position-vertical:absolute;mso-position-vertical-relative:text;mso-width-percent:0;mso-height-percent:0;mso-width-relative:page;mso-height-relative:page" from="0,1.6pt" to="155.9pt,1.6pt" o:gfxdata="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">
+              <v:line w14:anchorId="60780861" id="Line 4" o:spid="_x0000_s1026" style="position:absolute;z-index:251657728;visibility:visible;mso-wrap-style:square;mso-width-percent:0;mso-height-percent:0;mso-wrap-distance-left:9pt;mso-wrap-distance-top:0;mso-wrap-distance-right:9pt;mso-wrap-distance-bottom:0;mso-position-horizontal:center;mso-position-horizontal-relative:margin;mso-position-vertical:absolute;mso-position-vertical-relative:text;mso-width-percent:0;mso-height-percent:0;mso-width-relative:page;mso-height-relative:page" from="0,1.6pt" to="155.9pt,1.6pt" o:gfxdata="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">
                 <w10:wrap anchorx="margin"/>
               </v:line>
             </w:pict>
@@ -17138,6 +17138,7 @@
   <w:style w:type="character" w:default="1" w:styleId="DefaultParagraphFont">
     <w:name w:val="Default Paragraph Font"/>
     <w:uiPriority w:val="1"/>
+    <w:semiHidden/>
     <w:unhideWhenUsed/>
   </w:style>
   <w:style w:type="table" w:default="1" w:styleId="TableNormal">
@@ -17720,10 +17721,12 @@
     <w:rsid w:val="001A1F1F"/>
     <w:rsid w:val="00235268"/>
     <w:rsid w:val="00313602"/>
+    <w:rsid w:val="00572270"/>
     <w:rsid w:val="005C243E"/>
     <w:rsid w:val="006325EE"/>
     <w:rsid w:val="0079340C"/>
     <w:rsid w:val="009E634D"/>
+    <w:rsid w:val="00A03655"/>
     <w:rsid w:val="00AD61E9"/>
     <w:rsid w:val="00BA0088"/>
     <w:rsid w:val="00BB27DC"/>
